--- a/applications_generated/tiktok_research_scientist_tiktok_recommendation_next/ATS_RESUME.docx
+++ b/applications_generated/tiktok_research_scientist_tiktok_recommendation_next/ATS_RESUME.docx
@@ -594,31 +594,31 @@
       </w:rPr>
     </w:lvl>
   </w:abstractNum>
-  <w:num w:numId="1" w16cid:durableId="766774692">
+  <w:num w:numId="1" w16cid:durableId="1053113638">
     <w:abstractNumId w:val="8"/>
   </w:num>
-  <w:num w:numId="2" w16cid:durableId="1104573642">
+  <w:num w:numId="2" w16cid:durableId="1368721997">
     <w:abstractNumId w:val="6"/>
   </w:num>
-  <w:num w:numId="3" w16cid:durableId="1259564315">
+  <w:num w:numId="3" w16cid:durableId="1637682718">
     <w:abstractNumId w:val="5"/>
   </w:num>
-  <w:num w:numId="4" w16cid:durableId="341007293">
+  <w:num w:numId="4" w16cid:durableId="650182821">
     <w:abstractNumId w:val="4"/>
   </w:num>
-  <w:num w:numId="5" w16cid:durableId="310251008">
+  <w:num w:numId="5" w16cid:durableId="1521622689">
     <w:abstractNumId w:val="7"/>
   </w:num>
-  <w:num w:numId="6" w16cid:durableId="966622930">
+  <w:num w:numId="6" w16cid:durableId="1385563021">
     <w:abstractNumId w:val="3"/>
   </w:num>
-  <w:num w:numId="7" w16cid:durableId="987712841">
+  <w:num w:numId="7" w16cid:durableId="1258901559">
     <w:abstractNumId w:val="2"/>
   </w:num>
-  <w:num w:numId="8" w16cid:durableId="1535146558">
+  <w:num w:numId="8" w16cid:durableId="755828591">
     <w:abstractNumId w:val="1"/>
   </w:num>
-  <w:num w:numId="9" w16cid:durableId="706686333">
+  <w:num w:numId="9" w16cid:durableId="2011132187">
     <w:abstractNumId w:val="0"/>
   </w:num>
 </w:numbering>

--- a/applications_generated/tiktok_research_scientist_tiktok_recommendation_next/ATS_RESUME.docx
+++ b/applications_generated/tiktok_research_scientist_tiktok_recommendation_next/ATS_RESUME.docx
@@ -594,31 +594,31 @@
       </w:rPr>
     </w:lvl>
   </w:abstractNum>
-  <w:num w:numId="1" w16cid:durableId="1053113638">
+  <w:num w:numId="1" w16cid:durableId="1229223095">
     <w:abstractNumId w:val="8"/>
   </w:num>
-  <w:num w:numId="2" w16cid:durableId="1368721997">
+  <w:num w:numId="2" w16cid:durableId="954167603">
     <w:abstractNumId w:val="6"/>
   </w:num>
-  <w:num w:numId="3" w16cid:durableId="1637682718">
+  <w:num w:numId="3" w16cid:durableId="1409422272">
     <w:abstractNumId w:val="5"/>
   </w:num>
-  <w:num w:numId="4" w16cid:durableId="650182821">
+  <w:num w:numId="4" w16cid:durableId="242379331">
     <w:abstractNumId w:val="4"/>
   </w:num>
-  <w:num w:numId="5" w16cid:durableId="1521622689">
+  <w:num w:numId="5" w16cid:durableId="1956209812">
     <w:abstractNumId w:val="7"/>
   </w:num>
-  <w:num w:numId="6" w16cid:durableId="1385563021">
+  <w:num w:numId="6" w16cid:durableId="1839538644">
     <w:abstractNumId w:val="3"/>
   </w:num>
-  <w:num w:numId="7" w16cid:durableId="1258901559">
+  <w:num w:numId="7" w16cid:durableId="1117717691">
     <w:abstractNumId w:val="2"/>
   </w:num>
-  <w:num w:numId="8" w16cid:durableId="755828591">
+  <w:num w:numId="8" w16cid:durableId="139730559">
     <w:abstractNumId w:val="1"/>
   </w:num>
-  <w:num w:numId="9" w16cid:durableId="2011132187">
+  <w:num w:numId="9" w16cid:durableId="165874808">
     <w:abstractNumId w:val="0"/>
   </w:num>
 </w:numbering>
